--- a/templates_word/docexamena3p.docx
+++ b/templates_word/docexamena3p.docx
@@ -2685,8 +2685,8 @@
         <w:tblLook w:val="0000" w:firstRow="0" w:lastRow="0" w:firstColumn="0" w:lastColumn="0" w:noHBand="0" w:noVBand="0"/>
       </w:tblPr>
       <w:tblGrid>
-        <w:gridCol w:w="4536"/>
-        <w:gridCol w:w="4536"/>
+        <w:gridCol w:w="4526"/>
+        <w:gridCol w:w="4546"/>
       </w:tblGrid>
       <w:tr>
         <w:tc>
@@ -2726,26 +2726,83 @@
           <w:p>
             <w:pPr>
               <w:rPr>
-                <w:rFonts w:asciiTheme="minorHAnsi" w:hAnsiTheme="minorHAnsi" w:cs="Arial"/>
+                <w:rFonts w:ascii="Calibri" w:hAnsi="Calibri" w:cs="Calibri"/>
                 <w:color w:val="548DD4" w:themeColor="text2" w:themeTint="99"/>
                 <w:sz w:val="22"/>
                 <w:szCs w:val="22"/>
               </w:rPr>
             </w:pPr>
-            <w:r>
-              <w:rPr>
-                <w:rFonts w:asciiTheme="minorHAnsi" w:hAnsiTheme="minorHAnsi" w:cs="Arial"/>
-                <w:color w:val="548DD4" w:themeColor="text2" w:themeTint="99"/>
-                <w:sz w:val="22"/>
-                <w:szCs w:val="22"/>
-              </w:rPr>
-              <w:t>22 avril 2026</w:t>
-            </w:r>
-          </w:p>
-          <w:p>
-            <w:pPr>
-              <w:rPr>
-                <w:rFonts w:asciiTheme="minorHAnsi" w:hAnsiTheme="minorHAnsi" w:cs="Arial"/>
+            <w:proofErr w:type="gramStart"/>
+            <w:r>
+              <w:rPr>
+                <w:rFonts w:ascii="Calibri" w:hAnsi="Calibri" w:cs="Calibri"/>
+                <w:color w:val="0D0D0D"/>
+                <w:sz w:val="22"/>
+                <w:szCs w:val="22"/>
+                <w:shd w:val="clear" w:color="auto" w:fill="ECECEC"/>
+              </w:rPr>
+              <w:t xml:space="preserve">{{ </w:t>
+            </w:r>
+            <w:proofErr w:type="spellStart"/>
+            <w:r>
+              <w:rPr>
+                <w:rFonts w:ascii="Calibri" w:hAnsi="Calibri" w:cs="Calibri"/>
+                <w:color w:val="0D0D0D"/>
+                <w:sz w:val="22"/>
+                <w:szCs w:val="22"/>
+                <w:shd w:val="clear" w:color="auto" w:fill="ECECEC"/>
+              </w:rPr>
+              <w:t>date</w:t>
+            </w:r>
+            <w:proofErr w:type="gramEnd"/>
+            <w:r>
+              <w:rPr>
+                <w:rFonts w:ascii="Calibri" w:hAnsi="Calibri" w:cs="Calibri"/>
+                <w:color w:val="0D0D0D"/>
+                <w:sz w:val="22"/>
+                <w:szCs w:val="22"/>
+                <w:shd w:val="clear" w:color="auto" w:fill="ECECEC"/>
+              </w:rPr>
+              <w:t>_formation_</w:t>
+            </w:r>
+            <w:proofErr w:type="gramStart"/>
+            <w:r>
+              <w:rPr>
+                <w:rFonts w:ascii="Calibri" w:hAnsi="Calibri" w:cs="Calibri"/>
+                <w:color w:val="0D0D0D"/>
+                <w:sz w:val="22"/>
+                <w:szCs w:val="22"/>
+                <w:shd w:val="clear" w:color="auto" w:fill="ECECEC"/>
+              </w:rPr>
+              <w:t>epi</w:t>
+            </w:r>
+            <w:proofErr w:type="spellEnd"/>
+            <w:r>
+              <w:rPr>
+                <w:rFonts w:ascii="Calibri" w:hAnsi="Calibri" w:cs="Calibri"/>
+                <w:color w:val="0D0D0D"/>
+                <w:sz w:val="22"/>
+                <w:szCs w:val="22"/>
+                <w:shd w:val="clear" w:color="auto" w:fill="ECECEC"/>
+              </w:rPr>
+              <w:t xml:space="preserve"> }</w:t>
+            </w:r>
+            <w:proofErr w:type="gramEnd"/>
+            <w:r>
+              <w:rPr>
+                <w:rFonts w:ascii="Calibri" w:hAnsi="Calibri" w:cs="Calibri"/>
+                <w:color w:val="0D0D0D"/>
+                <w:sz w:val="22"/>
+                <w:szCs w:val="22"/>
+                <w:shd w:val="clear" w:color="auto" w:fill="ECECEC"/>
+              </w:rPr>
+              <w:t>}</w:t>
+            </w:r>
+          </w:p>
+          <w:p>
+            <w:pPr>
+              <w:rPr>
+                <w:rFonts w:ascii="Calibri" w:hAnsi="Calibri" w:cs="Calibri"/>
                 <w:sz w:val="22"/>
                 <w:szCs w:val="22"/>
               </w:rPr>
@@ -2783,14 +2840,14 @@
           <w:p>
             <w:pPr>
               <w:rPr>
-                <w:rFonts w:asciiTheme="minorHAnsi" w:hAnsiTheme="minorHAnsi" w:cs="Arial"/>
-                <w:sz w:val="22"/>
-                <w:szCs w:val="22"/>
-              </w:rPr>
-            </w:pPr>
-            <w:r>
-              <w:rPr>
-                <w:rFonts w:asciiTheme="minorHAnsi" w:hAnsiTheme="minorHAnsi" w:cs="Arial"/>
+                <w:rFonts w:ascii="Calibri" w:hAnsi="Calibri" w:cs="Calibri"/>
+                <w:sz w:val="22"/>
+                <w:szCs w:val="22"/>
+              </w:rPr>
+            </w:pPr>
+            <w:r>
+              <w:rPr>
+                <w:rFonts w:ascii="Calibri" w:hAnsi="Calibri" w:cs="Calibri"/>
                 <w:sz w:val="22"/>
                 <w:szCs w:val="22"/>
               </w:rPr>
@@ -2800,7 +2857,7 @@
           <w:p>
             <w:pPr>
               <w:rPr>
-                <w:rFonts w:asciiTheme="minorHAnsi" w:hAnsiTheme="minorHAnsi" w:cs="Arial"/>
+                <w:rFonts w:ascii="Calibri" w:hAnsi="Calibri" w:cs="Calibri"/>
                 <w:sz w:val="22"/>
                 <w:szCs w:val="22"/>
               </w:rPr>
@@ -2840,14 +2897,14 @@
             <w:pPr>
               <w:jc w:val="both"/>
               <w:rPr>
-                <w:rFonts w:asciiTheme="minorHAnsi" w:hAnsiTheme="minorHAnsi" w:cs="Arial"/>
-                <w:sz w:val="22"/>
-                <w:szCs w:val="22"/>
-              </w:rPr>
-            </w:pPr>
-            <w:r>
-              <w:rPr>
-                <w:rFonts w:asciiTheme="minorHAnsi" w:hAnsiTheme="minorHAnsi" w:cs="Arial"/>
+                <w:rFonts w:ascii="Calibri" w:hAnsi="Calibri" w:cs="Calibri"/>
+                <w:sz w:val="22"/>
+                <w:szCs w:val="22"/>
+              </w:rPr>
+            </w:pPr>
+            <w:r>
+              <w:rPr>
+                <w:rFonts w:ascii="Calibri" w:hAnsi="Calibri" w:cs="Calibri"/>
                 <w:sz w:val="22"/>
                 <w:szCs w:val="22"/>
               </w:rPr>
@@ -2856,7 +2913,7 @@
             <w:proofErr w:type="spellStart"/>
             <w:r>
               <w:rPr>
-                <w:rFonts w:asciiTheme="minorHAnsi" w:hAnsiTheme="minorHAnsi" w:cs="Arial"/>
+                <w:rFonts w:ascii="Calibri" w:hAnsi="Calibri" w:cs="Calibri"/>
                 <w:sz w:val="22"/>
                 <w:szCs w:val="22"/>
               </w:rPr>
@@ -2865,7 +2922,7 @@
             <w:proofErr w:type="spellEnd"/>
             <w:r>
               <w:rPr>
-                <w:rFonts w:asciiTheme="minorHAnsi" w:hAnsiTheme="minorHAnsi" w:cs="Arial"/>
+                <w:rFonts w:ascii="Calibri" w:hAnsi="Calibri" w:cs="Calibri"/>
                 <w:sz w:val="22"/>
                 <w:szCs w:val="22"/>
               </w:rPr>
@@ -2876,7 +2933,7 @@
             <w:pPr>
               <w:jc w:val="both"/>
               <w:rPr>
-                <w:rFonts w:asciiTheme="minorHAnsi" w:hAnsiTheme="minorHAnsi" w:cs="Arial"/>
+                <w:rFonts w:ascii="Calibri" w:hAnsi="Calibri" w:cs="Calibri"/>
                 <w:sz w:val="22"/>
                 <w:szCs w:val="22"/>
               </w:rPr>
@@ -2886,7 +2943,7 @@
             <w:pPr>
               <w:jc w:val="both"/>
               <w:rPr>
-                <w:rFonts w:asciiTheme="minorHAnsi" w:hAnsiTheme="minorHAnsi" w:cs="Arial"/>
+                <w:rFonts w:ascii="Calibri" w:hAnsi="Calibri" w:cs="Calibri"/>
                 <w:sz w:val="22"/>
                 <w:szCs w:val="22"/>
               </w:rPr>

--- a/templates_word/docexamena3p.docx
+++ b/templates_word/docexamena3p.docx
@@ -1125,9 +1125,8 @@
           <w:szCs w:val="22"/>
           <w:lang w:eastAsia="en-US"/>
         </w:rPr>
-        <w:t xml:space="preserve">Fait à Puget sur Argens, le </w:t>
-      </w:r>
-      <w:proofErr w:type="gramStart"/>
+        <w:t>Fait à Puget sur Argens, le</w:t>
+      </w:r>
       <w:r>
         <w:rPr>
           <w:rFonts w:ascii="Calibri" w:eastAsia="Calibri" w:hAnsi="Calibri"/>
@@ -1137,9 +1136,8 @@
           <w:szCs w:val="22"/>
           <w:lang w:eastAsia="en-US"/>
         </w:rPr>
-        <w:t>{{ date</w:t>
-      </w:r>
-      <w:proofErr w:type="gramEnd"/>
+        <w:t xml:space="preserve"> </w:t>
+      </w:r>
       <w:r>
         <w:rPr>
           <w:rFonts w:ascii="Calibri" w:eastAsia="Calibri" w:hAnsi="Calibri"/>
@@ -1149,9 +1147,9 @@
           <w:szCs w:val="22"/>
           <w:lang w:eastAsia="en-US"/>
         </w:rPr>
-        <w:t>_</w:t>
-      </w:r>
-      <w:proofErr w:type="gramStart"/>
+        <w:t>{{</w:t>
+      </w:r>
+      <w:proofErr w:type="spellStart"/>
       <w:r>
         <w:rPr>
           <w:rFonts w:ascii="Calibri" w:eastAsia="Calibri" w:hAnsi="Calibri"/>
@@ -1161,9 +1159,9 @@
           <w:szCs w:val="22"/>
           <w:lang w:eastAsia="en-US"/>
         </w:rPr>
-        <w:t>jour }</w:t>
-      </w:r>
-      <w:proofErr w:type="gramEnd"/>
+        <w:t>date_un_mois_avant_debut_formation</w:t>
+      </w:r>
+      <w:proofErr w:type="spellEnd"/>
       <w:r>
         <w:rPr>
           <w:rFonts w:ascii="Calibri" w:eastAsia="Calibri" w:hAnsi="Calibri"/>
@@ -1173,8 +1171,31 @@
           <w:szCs w:val="22"/>
           <w:lang w:eastAsia="en-US"/>
         </w:rPr>
-        <w:t>}</w:t>
-      </w:r>
+        <w:t>}}</w:t>
+      </w:r>
+      <w:r>
+        <w:rPr>
+          <w:rFonts w:ascii="Calibri" w:eastAsia="Calibri" w:hAnsi="Calibri"/>
+          <w:b/>
+          <w:i/>
+          <w:sz w:val="22"/>
+          <w:szCs w:val="22"/>
+          <w:lang w:eastAsia="en-US"/>
+        </w:rPr>
+        <w:t xml:space="preserve">, </w:t>
+      </w:r>
+    </w:p>
+    <w:p>
+      <w:pPr>
+        <w:rPr>
+          <w:rFonts w:ascii="Calibri" w:eastAsia="Calibri" w:hAnsi="Calibri"/>
+          <w:b/>
+          <w:i/>
+          <w:sz w:val="22"/>
+          <w:szCs w:val="22"/>
+          <w:lang w:eastAsia="en-US"/>
+        </w:rPr>
+      </w:pPr>
     </w:p>
     <w:p>
       <w:pPr>
@@ -2136,9 +2157,8 @@
           <w:szCs w:val="22"/>
           <w:lang w:eastAsia="en-US"/>
         </w:rPr>
-        <w:t xml:space="preserve">Fait à Puget sur Argens, le </w:t>
-      </w:r>
-      <w:proofErr w:type="gramStart"/>
+        <w:t>Fait à Puget sur Argens, le</w:t>
+      </w:r>
       <w:r>
         <w:rPr>
           <w:rFonts w:ascii="Calibri" w:eastAsia="Calibri" w:hAnsi="Calibri"/>
@@ -2148,9 +2168,8 @@
           <w:szCs w:val="22"/>
           <w:lang w:eastAsia="en-US"/>
         </w:rPr>
-        <w:t>{{ date</w:t>
-      </w:r>
-      <w:proofErr w:type="gramEnd"/>
+        <w:t xml:space="preserve"> </w:t>
+      </w:r>
       <w:r>
         <w:rPr>
           <w:rFonts w:ascii="Calibri" w:eastAsia="Calibri" w:hAnsi="Calibri"/>
@@ -2160,9 +2179,8 @@
           <w:szCs w:val="22"/>
           <w:lang w:eastAsia="en-US"/>
         </w:rPr>
-        <w:t>_</w:t>
-      </w:r>
-      <w:proofErr w:type="gramStart"/>
+        <w:t>{{date_15_jours_avant_examen}}</w:t>
+      </w:r>
       <w:r>
         <w:rPr>
           <w:rFonts w:ascii="Calibri" w:eastAsia="Calibri" w:hAnsi="Calibri"/>
@@ -2172,10 +2190,11 @@
           <w:szCs w:val="22"/>
           <w:lang w:eastAsia="en-US"/>
         </w:rPr>
-        <w:t>jour }</w:t>
-      </w:r>
-      <w:proofErr w:type="gramEnd"/>
-      <w:r>
+        <w:t xml:space="preserve">, </w:t>
+      </w:r>
+    </w:p>
+    <w:p>
+      <w:pPr>
         <w:rPr>
           <w:rFonts w:ascii="Calibri" w:eastAsia="Calibri" w:hAnsi="Calibri"/>
           <w:b/>
@@ -2184,8 +2203,7 @@
           <w:szCs w:val="22"/>
           <w:lang w:eastAsia="en-US"/>
         </w:rPr>
-        <w:t>}</w:t>
-      </w:r>
+      </w:pPr>
     </w:p>
     <w:p>
       <w:pPr>
@@ -2726,75 +2744,105 @@
           <w:p>
             <w:pPr>
               <w:rPr>
-                <w:rFonts w:ascii="Calibri" w:hAnsi="Calibri" w:cs="Calibri"/>
-                <w:color w:val="548DD4" w:themeColor="text2" w:themeTint="99"/>
-                <w:sz w:val="22"/>
-                <w:szCs w:val="22"/>
+                <w:rFonts w:ascii="Calibri" w:eastAsia="Calibri" w:hAnsi="Calibri"/>
+                <w:bCs/>
+                <w:iCs/>
+                <w:sz w:val="22"/>
+                <w:szCs w:val="22"/>
+                <w:lang w:eastAsia="en-US"/>
               </w:rPr>
             </w:pPr>
             <w:proofErr w:type="gramStart"/>
             <w:r>
               <w:rPr>
-                <w:rFonts w:ascii="Calibri" w:hAnsi="Calibri" w:cs="Calibri"/>
-                <w:color w:val="0D0D0D"/>
-                <w:sz w:val="22"/>
-                <w:szCs w:val="22"/>
-                <w:shd w:val="clear" w:color="auto" w:fill="ECECEC"/>
+                <w:rFonts w:ascii="Calibri" w:eastAsia="Calibri" w:hAnsi="Calibri"/>
+                <w:bCs/>
+                <w:iCs/>
+                <w:sz w:val="22"/>
+                <w:szCs w:val="22"/>
+                <w:lang w:eastAsia="en-US"/>
               </w:rPr>
               <w:t xml:space="preserve">{{ </w:t>
             </w:r>
             <w:proofErr w:type="spellStart"/>
             <w:r>
               <w:rPr>
-                <w:rFonts w:ascii="Calibri" w:hAnsi="Calibri" w:cs="Calibri"/>
-                <w:color w:val="0D0D0D"/>
-                <w:sz w:val="22"/>
-                <w:szCs w:val="22"/>
-                <w:shd w:val="clear" w:color="auto" w:fill="ECECEC"/>
+                <w:rFonts w:ascii="Calibri" w:eastAsia="Calibri" w:hAnsi="Calibri"/>
+                <w:bCs/>
+                <w:iCs/>
+                <w:sz w:val="22"/>
+                <w:szCs w:val="22"/>
+                <w:lang w:eastAsia="en-US"/>
               </w:rPr>
               <w:t>date</w:t>
             </w:r>
             <w:proofErr w:type="gramEnd"/>
             <w:r>
               <w:rPr>
-                <w:rFonts w:ascii="Calibri" w:hAnsi="Calibri" w:cs="Calibri"/>
-                <w:color w:val="0D0D0D"/>
-                <w:sz w:val="22"/>
-                <w:szCs w:val="22"/>
-                <w:shd w:val="clear" w:color="auto" w:fill="ECECEC"/>
-              </w:rPr>
-              <w:t>_formation_</w:t>
+                <w:rFonts w:ascii="Calibri" w:eastAsia="Calibri" w:hAnsi="Calibri"/>
+                <w:bCs/>
+                <w:iCs/>
+                <w:sz w:val="22"/>
+                <w:szCs w:val="22"/>
+                <w:lang w:eastAsia="en-US"/>
+              </w:rPr>
+              <w:t>_</w:t>
+            </w:r>
+            <w:r>
+              <w:rPr>
+                <w:rFonts w:ascii="Calibri" w:eastAsia="Calibri" w:hAnsi="Calibri"/>
+                <w:bCs/>
+                <w:iCs/>
+                <w:sz w:val="22"/>
+                <w:szCs w:val="22"/>
+                <w:lang w:eastAsia="en-US"/>
+              </w:rPr>
+              <w:t>formation</w:t>
+            </w:r>
+            <w:r>
+              <w:rPr>
+                <w:rFonts w:ascii="Calibri" w:eastAsia="Calibri" w:hAnsi="Calibri"/>
+                <w:bCs/>
+                <w:iCs/>
+                <w:sz w:val="22"/>
+                <w:szCs w:val="22"/>
+                <w:lang w:eastAsia="en-US"/>
+              </w:rPr>
+              <w:t>_</w:t>
             </w:r>
             <w:proofErr w:type="gramStart"/>
             <w:r>
               <w:rPr>
-                <w:rFonts w:ascii="Calibri" w:hAnsi="Calibri" w:cs="Calibri"/>
-                <w:color w:val="0D0D0D"/>
-                <w:sz w:val="22"/>
-                <w:szCs w:val="22"/>
-                <w:shd w:val="clear" w:color="auto" w:fill="ECECEC"/>
-              </w:rPr>
-              <w:t>epi</w:t>
+                <w:rFonts w:ascii="Calibri" w:eastAsia="Calibri" w:hAnsi="Calibri"/>
+                <w:bCs/>
+                <w:iCs/>
+                <w:sz w:val="22"/>
+                <w:szCs w:val="22"/>
+                <w:lang w:eastAsia="en-US"/>
+              </w:rPr>
+              <w:t>EPI</w:t>
             </w:r>
             <w:proofErr w:type="spellEnd"/>
             <w:r>
               <w:rPr>
-                <w:rFonts w:ascii="Calibri" w:hAnsi="Calibri" w:cs="Calibri"/>
-                <w:color w:val="0D0D0D"/>
-                <w:sz w:val="22"/>
-                <w:szCs w:val="22"/>
-                <w:shd w:val="clear" w:color="auto" w:fill="ECECEC"/>
+                <w:rFonts w:ascii="Calibri" w:eastAsia="Calibri" w:hAnsi="Calibri"/>
+                <w:bCs/>
+                <w:iCs/>
+                <w:sz w:val="22"/>
+                <w:szCs w:val="22"/>
+                <w:lang w:eastAsia="en-US"/>
               </w:rPr>
               <w:t xml:space="preserve"> }</w:t>
             </w:r>
             <w:proofErr w:type="gramEnd"/>
             <w:r>
               <w:rPr>
-                <w:rFonts w:ascii="Calibri" w:hAnsi="Calibri" w:cs="Calibri"/>
-                <w:color w:val="0D0D0D"/>
-                <w:sz w:val="22"/>
-                <w:szCs w:val="22"/>
-                <w:shd w:val="clear" w:color="auto" w:fill="ECECEC"/>
+                <w:rFonts w:ascii="Calibri" w:eastAsia="Calibri" w:hAnsi="Calibri"/>
+                <w:bCs/>
+                <w:iCs/>
+                <w:sz w:val="22"/>
+                <w:szCs w:val="22"/>
+                <w:lang w:eastAsia="en-US"/>
               </w:rPr>
               <w:t>}</w:t>
             </w:r>
@@ -2995,7 +3043,19 @@
           <w:szCs w:val="22"/>
           <w:lang w:eastAsia="en-US"/>
         </w:rPr>
-        <w:t>{{ date</w:t>
+        <w:t xml:space="preserve">{{ </w:t>
+      </w:r>
+      <w:proofErr w:type="spellStart"/>
+      <w:r>
+        <w:rPr>
+          <w:rFonts w:ascii="Calibri" w:eastAsia="Calibri" w:hAnsi="Calibri"/>
+          <w:b/>
+          <w:i/>
+          <w:sz w:val="22"/>
+          <w:szCs w:val="22"/>
+          <w:lang w:eastAsia="en-US"/>
+        </w:rPr>
+        <w:t>date</w:t>
       </w:r>
       <w:proofErr w:type="gramEnd"/>
       <w:r>
@@ -3007,7 +3067,7 @@
           <w:szCs w:val="22"/>
           <w:lang w:eastAsia="en-US"/>
         </w:rPr>
-        <w:t>_</w:t>
+        <w:t>_fin_</w:t>
       </w:r>
       <w:proofErr w:type="gramStart"/>
       <w:r>
@@ -3019,7 +3079,19 @@
           <w:szCs w:val="22"/>
           <w:lang w:eastAsia="en-US"/>
         </w:rPr>
-        <w:t>jour }</w:t>
+        <w:t>formation</w:t>
+      </w:r>
+      <w:proofErr w:type="spellEnd"/>
+      <w:r>
+        <w:rPr>
+          <w:rFonts w:ascii="Calibri" w:eastAsia="Calibri" w:hAnsi="Calibri"/>
+          <w:b/>
+          <w:i/>
+          <w:sz w:val="22"/>
+          <w:szCs w:val="22"/>
+          <w:lang w:eastAsia="en-US"/>
+        </w:rPr>
+        <w:t xml:space="preserve"> }</w:t>
       </w:r>
       <w:proofErr w:type="gramEnd"/>
       <w:r>
@@ -3868,7 +3940,19 @@
           <w:szCs w:val="22"/>
           <w:lang w:eastAsia="en-US"/>
         </w:rPr>
-        <w:t>{{ date</w:t>
+        <w:t xml:space="preserve">{{ </w:t>
+      </w:r>
+      <w:proofErr w:type="spellStart"/>
+      <w:r>
+        <w:rPr>
+          <w:rFonts w:ascii="Calibri" w:eastAsia="Calibri" w:hAnsi="Calibri"/>
+          <w:b/>
+          <w:i/>
+          <w:sz w:val="22"/>
+          <w:szCs w:val="22"/>
+          <w:lang w:eastAsia="en-US"/>
+        </w:rPr>
+        <w:t>date</w:t>
       </w:r>
       <w:proofErr w:type="gramEnd"/>
       <w:r>
@@ -3880,7 +3964,7 @@
           <w:szCs w:val="22"/>
           <w:lang w:eastAsia="en-US"/>
         </w:rPr>
-        <w:t>_</w:t>
+        <w:t>_fin_</w:t>
       </w:r>
       <w:proofErr w:type="gramStart"/>
       <w:r>
@@ -3892,7 +3976,19 @@
           <w:szCs w:val="22"/>
           <w:lang w:eastAsia="en-US"/>
         </w:rPr>
-        <w:t>jour }</w:t>
+        <w:t>formation</w:t>
+      </w:r>
+      <w:proofErr w:type="spellEnd"/>
+      <w:r>
+        <w:rPr>
+          <w:rFonts w:ascii="Calibri" w:eastAsia="Calibri" w:hAnsi="Calibri"/>
+          <w:b/>
+          <w:i/>
+          <w:sz w:val="22"/>
+          <w:szCs w:val="22"/>
+          <w:lang w:eastAsia="en-US"/>
+        </w:rPr>
+        <w:t xml:space="preserve"> }</w:t>
       </w:r>
       <w:proofErr w:type="gramEnd"/>
       <w:r>
@@ -3906,6 +4002,17 @@
         </w:rPr>
         <w:t>}</w:t>
       </w:r>
+    </w:p>
+    <w:p>
+      <w:pPr>
+        <w:rPr>
+          <w:rFonts w:asciiTheme="minorHAnsi" w:hAnsiTheme="minorHAnsi" w:cs="Arial"/>
+          <w:b/>
+          <w:i/>
+          <w:sz w:val="22"/>
+          <w:szCs w:val="22"/>
+        </w:rPr>
+      </w:pPr>
     </w:p>
     <w:p>
       <w:pPr>

--- a/templates_word/docexamena3p.docx
+++ b/templates_word/docexamena3p.docx
@@ -511,47 +511,7 @@
           <w:sz w:val="22"/>
           <w:szCs w:val="22"/>
         </w:rPr>
-        <w:t xml:space="preserve">Bonjour </w:t>
-      </w:r>
-      <w:proofErr w:type="gramStart"/>
-      <w:r>
-        <w:rPr>
-          <w:rFonts w:asciiTheme="minorHAnsi" w:hAnsiTheme="minorHAnsi" w:cs="Arial"/>
-          <w:b/>
-          <w:sz w:val="22"/>
-          <w:szCs w:val="22"/>
-        </w:rPr>
-        <w:t>{{ nom</w:t>
-      </w:r>
-      <w:proofErr w:type="gramEnd"/>
-      <w:r>
-        <w:rPr>
-          <w:rFonts w:asciiTheme="minorHAnsi" w:hAnsiTheme="minorHAnsi" w:cs="Arial"/>
-          <w:b/>
-          <w:sz w:val="22"/>
-          <w:szCs w:val="22"/>
-        </w:rPr>
-        <w:t>_</w:t>
-      </w:r>
-      <w:proofErr w:type="gramStart"/>
-      <w:r>
-        <w:rPr>
-          <w:rFonts w:asciiTheme="minorHAnsi" w:hAnsiTheme="minorHAnsi" w:cs="Arial"/>
-          <w:b/>
-          <w:sz w:val="22"/>
-          <w:szCs w:val="22"/>
-        </w:rPr>
-        <w:t>complet }</w:t>
-      </w:r>
-      <w:proofErr w:type="gramEnd"/>
-      <w:r>
-        <w:rPr>
-          <w:rFonts w:asciiTheme="minorHAnsi" w:hAnsiTheme="minorHAnsi" w:cs="Arial"/>
-          <w:b/>
-          <w:sz w:val="22"/>
-          <w:szCs w:val="22"/>
-        </w:rPr>
-        <w:t>},</w:t>
+        <w:t>Bonjour {{ nom_complet }},</w:t>
       </w:r>
     </w:p>
     <w:p>
@@ -691,33 +651,7 @@
                 <w:sz w:val="22"/>
                 <w:szCs w:val="22"/>
               </w:rPr>
-              <w:t xml:space="preserve">Qui se déroulera du </w:t>
-            </w:r>
-            <w:proofErr w:type="gramStart"/>
-            <w:r>
-              <w:rPr>
-                <w:rFonts w:asciiTheme="minorHAnsi" w:hAnsiTheme="minorHAnsi" w:cs="Arial"/>
-                <w:b/>
-                <w:bCs/>
-                <w:i/>
-                <w:iCs/>
-                <w:sz w:val="22"/>
-                <w:szCs w:val="22"/>
-              </w:rPr>
-              <w:t>{{ periode</w:t>
-            </w:r>
-            <w:proofErr w:type="gramEnd"/>
-            <w:r>
-              <w:rPr>
-                <w:rFonts w:asciiTheme="minorHAnsi" w:hAnsiTheme="minorHAnsi" w:cs="Arial"/>
-                <w:b/>
-                <w:bCs/>
-                <w:i/>
-                <w:iCs/>
-                <w:sz w:val="22"/>
-                <w:szCs w:val="22"/>
-              </w:rPr>
-              <w:t>_formation }}</w:t>
+              <w:t>Qui se déroulera du {{ periode_formation }}</w:t>
             </w:r>
           </w:p>
         </w:tc>
@@ -1009,25 +943,7 @@
           <w:sz w:val="22"/>
           <w:szCs w:val="22"/>
         </w:rPr>
-        <w:t xml:space="preserve">En cas d'indisponibilité ou de renoncement, nous vous remercions de bien vouloir nous avertir dès que possible par téléphone au 04 22 47 07 69 ou par </w:t>
-      </w:r>
-      <w:proofErr w:type="gramStart"/>
-      <w:r>
-        <w:rPr>
-          <w:rFonts w:asciiTheme="minorHAnsi" w:hAnsiTheme="minorHAnsi" w:cs="Arial"/>
-          <w:sz w:val="22"/>
-          <w:szCs w:val="22"/>
-        </w:rPr>
-        <w:t>email</w:t>
-      </w:r>
-      <w:proofErr w:type="gramEnd"/>
-      <w:r>
-        <w:rPr>
-          <w:rFonts w:asciiTheme="minorHAnsi" w:hAnsiTheme="minorHAnsi" w:cs="Arial"/>
-          <w:sz w:val="22"/>
-          <w:szCs w:val="22"/>
-        </w:rPr>
-        <w:t xml:space="preserve"> integralesecuriteformations@gmail.com. </w:t>
+        <w:t>En cas d'indisponibilité ou de renoncement, nous vous remercions de bien vouloir nous avertir dès que possible par téléphone au 04 22 47 07 69 ou par email integralesecuriteformations@gmail.com. </w:t>
       </w:r>
     </w:p>
     <w:p>
@@ -1054,43 +970,7 @@
           <w:sz w:val="22"/>
           <w:szCs w:val="22"/>
         </w:rPr>
-        <w:t xml:space="preserve">Nous restons à votre disposition pour tout renseignement complémentaire, et, nous vous prions de croire, </w:t>
-      </w:r>
-      <w:proofErr w:type="gramStart"/>
-      <w:r>
-        <w:rPr>
-          <w:rFonts w:asciiTheme="minorHAnsi" w:hAnsiTheme="minorHAnsi" w:cs="Arial"/>
-          <w:sz w:val="22"/>
-          <w:szCs w:val="22"/>
-        </w:rPr>
-        <w:t>{{ nom</w:t>
-      </w:r>
-      <w:proofErr w:type="gramEnd"/>
-      <w:r>
-        <w:rPr>
-          <w:rFonts w:asciiTheme="minorHAnsi" w:hAnsiTheme="minorHAnsi" w:cs="Arial"/>
-          <w:sz w:val="22"/>
-          <w:szCs w:val="22"/>
-        </w:rPr>
-        <w:t>_</w:t>
-      </w:r>
-      <w:proofErr w:type="gramStart"/>
-      <w:r>
-        <w:rPr>
-          <w:rFonts w:asciiTheme="minorHAnsi" w:hAnsiTheme="minorHAnsi" w:cs="Arial"/>
-          <w:sz w:val="22"/>
-          <w:szCs w:val="22"/>
-        </w:rPr>
-        <w:t>complet }</w:t>
-      </w:r>
-      <w:proofErr w:type="gramEnd"/>
-      <w:r>
-        <w:rPr>
-          <w:rFonts w:asciiTheme="minorHAnsi" w:hAnsiTheme="minorHAnsi" w:cs="Arial"/>
-          <w:sz w:val="22"/>
-          <w:szCs w:val="22"/>
-        </w:rPr>
-        <w:t>}, en l’expression de nos salutations distinguées.</w:t>
+        <w:t>Nous restons à votre disposition pour tout renseignement complémentaire, et, nous vous prions de croire, {{ nom_complet }}, en l’expression de nos salutations distinguées.</w:t>
       </w:r>
     </w:p>
     <w:p>
@@ -1571,47 +1451,7 @@
           <w:sz w:val="22"/>
           <w:szCs w:val="22"/>
         </w:rPr>
-        <w:t xml:space="preserve">Bonjour </w:t>
-      </w:r>
-      <w:proofErr w:type="gramStart"/>
-      <w:r>
-        <w:rPr>
-          <w:rFonts w:asciiTheme="minorHAnsi" w:hAnsiTheme="minorHAnsi" w:cs="Arial"/>
-          <w:b/>
-          <w:sz w:val="22"/>
-          <w:szCs w:val="22"/>
-        </w:rPr>
-        <w:t>{{ nom</w:t>
-      </w:r>
-      <w:proofErr w:type="gramEnd"/>
-      <w:r>
-        <w:rPr>
-          <w:rFonts w:asciiTheme="minorHAnsi" w:hAnsiTheme="minorHAnsi" w:cs="Arial"/>
-          <w:b/>
-          <w:sz w:val="22"/>
-          <w:szCs w:val="22"/>
-        </w:rPr>
-        <w:t>_</w:t>
-      </w:r>
-      <w:proofErr w:type="gramStart"/>
-      <w:r>
-        <w:rPr>
-          <w:rFonts w:asciiTheme="minorHAnsi" w:hAnsiTheme="minorHAnsi" w:cs="Arial"/>
-          <w:b/>
-          <w:sz w:val="22"/>
-          <w:szCs w:val="22"/>
-        </w:rPr>
-        <w:t>complet }</w:t>
-      </w:r>
-      <w:proofErr w:type="gramEnd"/>
-      <w:r>
-        <w:rPr>
-          <w:rFonts w:asciiTheme="minorHAnsi" w:hAnsiTheme="minorHAnsi" w:cs="Arial"/>
-          <w:b/>
-          <w:sz w:val="22"/>
-          <w:szCs w:val="22"/>
-        </w:rPr>
-        <w:t>},</w:t>
+        <w:t>Bonjour {{ nom_complet }},</w:t>
       </w:r>
     </w:p>
     <w:p>
@@ -1824,7 +1664,6 @@
                 <w:szCs w:val="22"/>
               </w:rPr>
             </w:pPr>
-            <w:proofErr w:type="gramStart"/>
             <w:r>
               <w:rPr>
                 <w:rFonts w:asciiTheme="minorHAnsi" w:hAnsiTheme="minorHAnsi" w:cs="Arial"/>
@@ -1832,37 +1671,7 @@
                 <w:sz w:val="22"/>
                 <w:szCs w:val="22"/>
               </w:rPr>
-              <w:t>{{ date</w:t>
-            </w:r>
-            <w:proofErr w:type="gramEnd"/>
-            <w:r>
-              <w:rPr>
-                <w:rFonts w:asciiTheme="minorHAnsi" w:hAnsiTheme="minorHAnsi" w:cs="Arial"/>
-                <w:color w:val="548DD4" w:themeColor="text2" w:themeTint="99"/>
-                <w:sz w:val="22"/>
-                <w:szCs w:val="22"/>
-              </w:rPr>
-              <w:t>_</w:t>
-            </w:r>
-            <w:proofErr w:type="gramStart"/>
-            <w:r>
-              <w:rPr>
-                <w:rFonts w:asciiTheme="minorHAnsi" w:hAnsiTheme="minorHAnsi" w:cs="Arial"/>
-                <w:color w:val="548DD4" w:themeColor="text2" w:themeTint="99"/>
-                <w:sz w:val="22"/>
-                <w:szCs w:val="22"/>
-              </w:rPr>
-              <w:t>examen }</w:t>
-            </w:r>
-            <w:proofErr w:type="gramEnd"/>
-            <w:r>
-              <w:rPr>
-                <w:rFonts w:asciiTheme="minorHAnsi" w:hAnsiTheme="minorHAnsi" w:cs="Arial"/>
-                <w:color w:val="548DD4" w:themeColor="text2" w:themeTint="99"/>
-                <w:sz w:val="22"/>
-                <w:szCs w:val="22"/>
-              </w:rPr>
-              <w:t>} à 08h00</w:t>
+              <w:t>{{ date_examen }} à 08h00</w:t>
             </w:r>
           </w:p>
           <w:p>
@@ -2076,43 +1885,7 @@
           <w:sz w:val="22"/>
           <w:szCs w:val="22"/>
         </w:rPr>
-        <w:t xml:space="preserve">Nous restons à votre disposition pour tout renseignement complémentaire, et, nous vous prions de croire, </w:t>
-      </w:r>
-      <w:proofErr w:type="gramStart"/>
-      <w:r>
-        <w:rPr>
-          <w:rFonts w:asciiTheme="minorHAnsi" w:hAnsiTheme="minorHAnsi" w:cs="Arial"/>
-          <w:sz w:val="22"/>
-          <w:szCs w:val="22"/>
-        </w:rPr>
-        <w:t>{{ nom</w:t>
-      </w:r>
-      <w:proofErr w:type="gramEnd"/>
-      <w:r>
-        <w:rPr>
-          <w:rFonts w:asciiTheme="minorHAnsi" w:hAnsiTheme="minorHAnsi" w:cs="Arial"/>
-          <w:sz w:val="22"/>
-          <w:szCs w:val="22"/>
-        </w:rPr>
-        <w:t>_</w:t>
-      </w:r>
-      <w:proofErr w:type="gramStart"/>
-      <w:r>
-        <w:rPr>
-          <w:rFonts w:asciiTheme="minorHAnsi" w:hAnsiTheme="minorHAnsi" w:cs="Arial"/>
-          <w:sz w:val="22"/>
-          <w:szCs w:val="22"/>
-        </w:rPr>
-        <w:t>complet }</w:t>
-      </w:r>
-      <w:proofErr w:type="gramEnd"/>
-      <w:r>
-        <w:rPr>
-          <w:rFonts w:asciiTheme="minorHAnsi" w:hAnsiTheme="minorHAnsi" w:cs="Arial"/>
-          <w:sz w:val="22"/>
-          <w:szCs w:val="22"/>
-        </w:rPr>
-        <w:t>}, en l’expression de nos salutations distinguées.</w:t>
+        <w:t>Nous restons à votre disposition pour tout renseignement complémentaire, et, nous vous prions de croire, {{ nom_complet }}, en l’expression de nos salutations distinguées.</w:t>
       </w:r>
     </w:p>
     <w:p>
@@ -2752,7 +2525,6 @@
                 <w:lang w:eastAsia="en-US"/>
               </w:rPr>
             </w:pPr>
-            <w:proofErr w:type="gramStart"/>
             <w:r>
               <w:rPr>
                 <w:rFonts w:ascii="Calibri" w:eastAsia="Calibri" w:hAnsi="Calibri"/>
@@ -2762,9 +2534,8 @@
                 <w:szCs w:val="22"/>
                 <w:lang w:eastAsia="en-US"/>
               </w:rPr>
-              <w:t xml:space="preserve">{{ </w:t>
-            </w:r>
-            <w:proofErr w:type="spellStart"/>
+              <w:t>{{ date_</w:t>
+            </w:r>
             <w:r>
               <w:rPr>
                 <w:rFonts w:ascii="Calibri" w:eastAsia="Calibri" w:hAnsi="Calibri"/>
@@ -2774,9 +2545,8 @@
                 <w:szCs w:val="22"/>
                 <w:lang w:eastAsia="en-US"/>
               </w:rPr>
-              <w:t>date</w:t>
-            </w:r>
-            <w:proofErr w:type="gramEnd"/>
+              <w:t>formation</w:t>
+            </w:r>
             <w:r>
               <w:rPr>
                 <w:rFonts w:ascii="Calibri" w:eastAsia="Calibri" w:hAnsi="Calibri"/>
@@ -2797,7 +2567,7 @@
                 <w:szCs w:val="22"/>
                 <w:lang w:eastAsia="en-US"/>
               </w:rPr>
-              <w:t>formation</w:t>
+              <w:t>epi</w:t>
             </w:r>
             <w:r>
               <w:rPr>
@@ -2808,43 +2578,7 @@
                 <w:szCs w:val="22"/>
                 <w:lang w:eastAsia="en-US"/>
               </w:rPr>
-              <w:t>_</w:t>
-            </w:r>
-            <w:proofErr w:type="gramStart"/>
-            <w:r>
-              <w:rPr>
-                <w:rFonts w:ascii="Calibri" w:eastAsia="Calibri" w:hAnsi="Calibri"/>
-                <w:bCs/>
-                <w:iCs/>
-                <w:sz w:val="22"/>
-                <w:szCs w:val="22"/>
-                <w:lang w:eastAsia="en-US"/>
-              </w:rPr>
-              <w:t>EPI</w:t>
-            </w:r>
-            <w:proofErr w:type="spellEnd"/>
-            <w:r>
-              <w:rPr>
-                <w:rFonts w:ascii="Calibri" w:eastAsia="Calibri" w:hAnsi="Calibri"/>
-                <w:bCs/>
-                <w:iCs/>
-                <w:sz w:val="22"/>
-                <w:szCs w:val="22"/>
-                <w:lang w:eastAsia="en-US"/>
-              </w:rPr>
-              <w:t xml:space="preserve"> }</w:t>
-            </w:r>
-            <w:proofErr w:type="gramEnd"/>
-            <w:r>
-              <w:rPr>
-                <w:rFonts w:ascii="Calibri" w:eastAsia="Calibri" w:hAnsi="Calibri"/>
-                <w:bCs/>
-                <w:iCs/>
-                <w:sz w:val="22"/>
-                <w:szCs w:val="22"/>
-                <w:lang w:eastAsia="en-US"/>
-              </w:rPr>
-              <w:t>}</w:t>
+              <w:t xml:space="preserve"> }}</w:t>
             </w:r>
           </w:p>
           <w:p>
@@ -3033,7 +2767,6 @@
         </w:rPr>
         <w:t xml:space="preserve">Fait à Puget sur Argens, le </w:t>
       </w:r>
-      <w:proofErr w:type="gramStart"/>
       <w:r>
         <w:rPr>
           <w:rFonts w:ascii="Calibri" w:eastAsia="Calibri" w:hAnsi="Calibri"/>
@@ -3055,9 +2788,9 @@
           <w:szCs w:val="22"/>
           <w:lang w:eastAsia="en-US"/>
         </w:rPr>
-        <w:t>date</w:t>
-      </w:r>
-      <w:proofErr w:type="gramEnd"/>
+        <w:t>date_fin_formation</w:t>
+      </w:r>
+      <w:proofErr w:type="spellEnd"/>
       <w:r>
         <w:rPr>
           <w:rFonts w:ascii="Calibri" w:eastAsia="Calibri" w:hAnsi="Calibri"/>
@@ -3067,43 +2800,7 @@
           <w:szCs w:val="22"/>
           <w:lang w:eastAsia="en-US"/>
         </w:rPr>
-        <w:t>_fin_</w:t>
-      </w:r>
-      <w:proofErr w:type="gramStart"/>
-      <w:r>
-        <w:rPr>
-          <w:rFonts w:ascii="Calibri" w:eastAsia="Calibri" w:hAnsi="Calibri"/>
-          <w:b/>
-          <w:i/>
-          <w:sz w:val="22"/>
-          <w:szCs w:val="22"/>
-          <w:lang w:eastAsia="en-US"/>
-        </w:rPr>
-        <w:t>formation</w:t>
-      </w:r>
-      <w:proofErr w:type="spellEnd"/>
-      <w:r>
-        <w:rPr>
-          <w:rFonts w:ascii="Calibri" w:eastAsia="Calibri" w:hAnsi="Calibri"/>
-          <w:b/>
-          <w:i/>
-          <w:sz w:val="22"/>
-          <w:szCs w:val="22"/>
-          <w:lang w:eastAsia="en-US"/>
-        </w:rPr>
-        <w:t xml:space="preserve"> }</w:t>
-      </w:r>
-      <w:proofErr w:type="gramEnd"/>
-      <w:r>
-        <w:rPr>
-          <w:rFonts w:ascii="Calibri" w:eastAsia="Calibri" w:hAnsi="Calibri"/>
-          <w:b/>
-          <w:i/>
-          <w:sz w:val="22"/>
-          <w:szCs w:val="22"/>
-          <w:lang w:eastAsia="en-US"/>
-        </w:rPr>
-        <w:t>}</w:t>
+        <w:t xml:space="preserve"> }}</w:t>
       </w:r>
     </w:p>
     <w:p>
@@ -3705,43 +3402,7 @@
                 <w:sz w:val="22"/>
                 <w:szCs w:val="22"/>
               </w:rPr>
-              <w:t xml:space="preserve">Du </w:t>
-            </w:r>
-            <w:proofErr w:type="gramStart"/>
-            <w:r>
-              <w:rPr>
-                <w:rFonts w:asciiTheme="minorHAnsi" w:hAnsiTheme="minorHAnsi" w:cs="Arial"/>
-                <w:sz w:val="22"/>
-                <w:szCs w:val="22"/>
-              </w:rPr>
-              <w:t>{{ periode</w:t>
-            </w:r>
-            <w:proofErr w:type="gramEnd"/>
-            <w:r>
-              <w:rPr>
-                <w:rFonts w:asciiTheme="minorHAnsi" w:hAnsiTheme="minorHAnsi" w:cs="Arial"/>
-                <w:sz w:val="22"/>
-                <w:szCs w:val="22"/>
-              </w:rPr>
-              <w:t>_</w:t>
-            </w:r>
-            <w:proofErr w:type="gramStart"/>
-            <w:r>
-              <w:rPr>
-                <w:rFonts w:asciiTheme="minorHAnsi" w:hAnsiTheme="minorHAnsi" w:cs="Arial"/>
-                <w:sz w:val="22"/>
-                <w:szCs w:val="22"/>
-              </w:rPr>
-              <w:t>formation }</w:t>
-            </w:r>
-            <w:proofErr w:type="gramEnd"/>
-            <w:r>
-              <w:rPr>
-                <w:rFonts w:asciiTheme="minorHAnsi" w:hAnsiTheme="minorHAnsi" w:cs="Arial"/>
-                <w:sz w:val="22"/>
-                <w:szCs w:val="22"/>
-              </w:rPr>
-              <w:t>}</w:t>
+              <w:t>Du {{ periode_formation }}</w:t>
             </w:r>
           </w:p>
           <w:p>
@@ -3928,9 +3589,9 @@
           <w:szCs w:val="22"/>
           <w:lang w:eastAsia="en-US"/>
         </w:rPr>
-        <w:t xml:space="preserve">Fait à Puget sur Argens, le </w:t>
-      </w:r>
-      <w:proofErr w:type="gramStart"/>
+        <w:t xml:space="preserve">Fait à Puget sur Argens, le {{ </w:t>
+      </w:r>
+      <w:proofErr w:type="spellStart"/>
       <w:r>
         <w:rPr>
           <w:rFonts w:ascii="Calibri" w:eastAsia="Calibri" w:hAnsi="Calibri"/>
@@ -3940,9 +3601,9 @@
           <w:szCs w:val="22"/>
           <w:lang w:eastAsia="en-US"/>
         </w:rPr>
-        <w:t xml:space="preserve">{{ </w:t>
-      </w:r>
-      <w:proofErr w:type="spellStart"/>
+        <w:t>date_fin_formation</w:t>
+      </w:r>
+      <w:proofErr w:type="spellEnd"/>
       <w:r>
         <w:rPr>
           <w:rFonts w:ascii="Calibri" w:eastAsia="Calibri" w:hAnsi="Calibri"/>
@@ -3952,55 +3613,7 @@
           <w:szCs w:val="22"/>
           <w:lang w:eastAsia="en-US"/>
         </w:rPr>
-        <w:t>date</w:t>
-      </w:r>
-      <w:proofErr w:type="gramEnd"/>
-      <w:r>
-        <w:rPr>
-          <w:rFonts w:ascii="Calibri" w:eastAsia="Calibri" w:hAnsi="Calibri"/>
-          <w:b/>
-          <w:i/>
-          <w:sz w:val="22"/>
-          <w:szCs w:val="22"/>
-          <w:lang w:eastAsia="en-US"/>
-        </w:rPr>
-        <w:t>_fin_</w:t>
-      </w:r>
-      <w:proofErr w:type="gramStart"/>
-      <w:r>
-        <w:rPr>
-          <w:rFonts w:ascii="Calibri" w:eastAsia="Calibri" w:hAnsi="Calibri"/>
-          <w:b/>
-          <w:i/>
-          <w:sz w:val="22"/>
-          <w:szCs w:val="22"/>
-          <w:lang w:eastAsia="en-US"/>
-        </w:rPr>
-        <w:t>formation</w:t>
-      </w:r>
-      <w:proofErr w:type="spellEnd"/>
-      <w:r>
-        <w:rPr>
-          <w:rFonts w:ascii="Calibri" w:eastAsia="Calibri" w:hAnsi="Calibri"/>
-          <w:b/>
-          <w:i/>
-          <w:sz w:val="22"/>
-          <w:szCs w:val="22"/>
-          <w:lang w:eastAsia="en-US"/>
-        </w:rPr>
-        <w:t xml:space="preserve"> }</w:t>
-      </w:r>
-      <w:proofErr w:type="gramEnd"/>
-      <w:r>
-        <w:rPr>
-          <w:rFonts w:ascii="Calibri" w:eastAsia="Calibri" w:hAnsi="Calibri"/>
-          <w:b/>
-          <w:i/>
-          <w:sz w:val="22"/>
-          <w:szCs w:val="22"/>
-          <w:lang w:eastAsia="en-US"/>
-        </w:rPr>
-        <w:t>}</w:t>
+        <w:t xml:space="preserve"> }}</w:t>
       </w:r>
     </w:p>
     <w:p>
@@ -4422,51 +4035,7 @@
                 <w:color w:val="548DD4" w:themeColor="text2" w:themeTint="99"/>
                 <w:szCs w:val="22"/>
               </w:rPr>
-              <w:t xml:space="preserve">Session du </w:t>
-            </w:r>
-            <w:proofErr w:type="gramStart"/>
-            <w:r>
-              <w:rPr>
-                <w:rFonts w:ascii="Calibri" w:hAnsi="Calibri" w:cs="Calibri"/>
-                <w:b/>
-                <w:bCs/>
-                <w:color w:val="548DD4" w:themeColor="text2" w:themeTint="99"/>
-                <w:szCs w:val="22"/>
-              </w:rPr>
-              <w:t>{{ periode</w:t>
-            </w:r>
-            <w:proofErr w:type="gramEnd"/>
-            <w:r>
-              <w:rPr>
-                <w:rFonts w:ascii="Calibri" w:hAnsi="Calibri" w:cs="Calibri"/>
-                <w:b/>
-                <w:bCs/>
-                <w:color w:val="548DD4" w:themeColor="text2" w:themeTint="99"/>
-                <w:szCs w:val="22"/>
-              </w:rPr>
-              <w:t>_</w:t>
-            </w:r>
-            <w:proofErr w:type="gramStart"/>
-            <w:r>
-              <w:rPr>
-                <w:rFonts w:ascii="Calibri" w:hAnsi="Calibri" w:cs="Calibri"/>
-                <w:b/>
-                <w:bCs/>
-                <w:color w:val="548DD4" w:themeColor="text2" w:themeTint="99"/>
-                <w:szCs w:val="22"/>
-              </w:rPr>
-              <w:t>formation }</w:t>
-            </w:r>
-            <w:proofErr w:type="gramEnd"/>
-            <w:r>
-              <w:rPr>
-                <w:rFonts w:ascii="Calibri" w:hAnsi="Calibri" w:cs="Calibri"/>
-                <w:b/>
-                <w:bCs/>
-                <w:color w:val="548DD4" w:themeColor="text2" w:themeTint="99"/>
-                <w:szCs w:val="22"/>
-              </w:rPr>
-              <w:t>}</w:t>
+              <w:t>Session du {{ periode_formation }}</w:t>
             </w:r>
           </w:p>
           <w:p>
@@ -7368,29 +6937,7 @@
         <w:szCs w:val="14"/>
         <w:lang w:eastAsia="en-US"/>
       </w:rPr>
-      <w:t xml:space="preserve"> Numéro de déclaration de l'organisme auprès du </w:t>
-    </w:r>
-    <w:proofErr w:type="gramStart"/>
-    <w:r>
-      <w:rPr>
-        <w:rFonts w:ascii="Calibri" w:eastAsia="Calibri" w:hAnsi="Calibri"/>
-        <w:color w:val="A6A6A6" w:themeColor="background1" w:themeShade="A6"/>
-        <w:sz w:val="14"/>
-        <w:szCs w:val="14"/>
-        <w:lang w:eastAsia="en-US"/>
-      </w:rPr>
-      <w:t>Préfet</w:t>
-    </w:r>
-    <w:proofErr w:type="gramEnd"/>
-    <w:r>
-      <w:rPr>
-        <w:rFonts w:ascii="Calibri" w:eastAsia="Calibri" w:hAnsi="Calibri"/>
-        <w:color w:val="A6A6A6" w:themeColor="background1" w:themeShade="A6"/>
-        <w:sz w:val="14"/>
-        <w:szCs w:val="14"/>
-        <w:lang w:eastAsia="en-US"/>
-      </w:rPr>
-      <w:t xml:space="preserve"> de la Régio</w:t>
+      <w:t> Numéro de déclaration de l'organisme auprès du Préfet de la Régio</w:t>
     </w:r>
     <w:r>
       <w:rPr>
